--- a/lesson-8.docx
+++ b/lesson-8.docx
@@ -4,229 +4,170 @@
   <w:body>
     <w:p>
       <w:pPr>
-        <w:pStyle w:val="Heading2"/>
-        <w:rPr>
-          <w:lang w:val="ru-RU"/>
-        </w:rPr>
-      </w:pPr>
-      <w:r>
-        <w:rPr>
-          <w:lang w:val="ru-RU"/>
-        </w:rPr>
-        <w:t>Возвращение к спору Августина и Пелагия</w:t>
+        <w:rPr>
+          <w:lang w:val="ru-RU"/>
+        </w:rPr>
+      </w:pPr>
+      <w:r>
+        <w:rPr>
+          <w:lang w:val="ru-RU"/>
+        </w:rPr>
+        <w:t>#27 два ключевых пункта в споре Пелагия и Августина: (НЕ)существование Зла и (НЕ)возможность контроля над аффектами / страстями;</w:t>
       </w:r>
     </w:p>
     <w:p>
       <w:pPr>
         <w:rPr>
-          <w:rFonts w:ascii="Times New Roman" w:hAnsi="Times New Roman" w:cs="Times New Roman"/>
-          <w:sz w:val="24"/>
-          <w:szCs w:val="24"/>
-        </w:rPr>
-      </w:pPr>
-      <w:r>
-        <w:rPr>
-          <w:rFonts w:ascii="Times New Roman" w:hAnsi="Times New Roman" w:cs="Times New Roman"/>
-          <w:sz w:val="24"/>
-          <w:szCs w:val="24"/>
-          <w:lang w:val="ru-RU"/>
-        </w:rPr>
-        <w:t>Чтобы проще понять мысль Пелагия, нужно представить человека, на которого оказывается множество разных воздействий; внутри него есть устройство — нейтрализатор этих воздействий, сводящий свободный выбор к добру или злу к пропорции 50/50.</w:t>
+          <w:lang w:val="ru-RU"/>
+        </w:rPr>
+      </w:pPr>
+      <w:r>
+        <w:rPr>
+          <w:lang w:val="ru-RU"/>
+        </w:rPr>
+        <w:t>#28 настоящий источник искушения – не тело и его потребности, но имитация свободы воли / "своеволие" – отклонение (</w:t>
+      </w:r>
+      <w:proofErr w:type="spellStart"/>
+      <w:r>
+        <w:rPr>
+          <w:lang w:val="ru-RU"/>
+        </w:rPr>
+        <w:t>defectio</w:t>
+      </w:r>
+      <w:proofErr w:type="spellEnd"/>
+      <w:r>
+        <w:rPr>
+          <w:lang w:val="ru-RU"/>
+        </w:rPr>
+        <w:t>) от замысла Творения, от Бытия / Истины – к Ничто;</w:t>
       </w:r>
     </w:p>
     <w:p>
       <w:pPr>
         <w:rPr>
-          <w:rFonts w:ascii="Times New Roman" w:hAnsi="Times New Roman" w:cs="Times New Roman"/>
-          <w:sz w:val="24"/>
-          <w:szCs w:val="24"/>
-          <w:lang w:val="ru-RU"/>
-        </w:rPr>
-      </w:pPr>
-      <w:r>
-        <w:rPr>
-          <w:rFonts w:ascii="Times New Roman" w:hAnsi="Times New Roman" w:cs="Times New Roman"/>
-          <w:sz w:val="24"/>
-          <w:szCs w:val="24"/>
-          <w:lang w:val="ru-RU"/>
-        </w:rPr>
-        <w:t>Важно:</w:t>
-      </w:r>
-      <w:r>
-        <w:rPr>
-          <w:rFonts w:ascii="Times New Roman" w:hAnsi="Times New Roman" w:cs="Times New Roman"/>
-          <w:sz w:val="24"/>
-          <w:szCs w:val="24"/>
-          <w:lang w:val="ru-RU"/>
-        </w:rPr>
-        <w:t xml:space="preserve"> </w:t>
-      </w:r>
-      <w:r>
-        <w:rPr>
-          <w:rFonts w:ascii="Times New Roman" w:hAnsi="Times New Roman" w:cs="Times New Roman"/>
-          <w:sz w:val="24"/>
-          <w:szCs w:val="24"/>
-          <w:lang w:val="ru-RU"/>
-        </w:rPr>
-        <w:t>в монотеизме</w:t>
-      </w:r>
-      <w:r>
-        <w:rPr>
-          <w:rFonts w:ascii="Times New Roman" w:hAnsi="Times New Roman" w:cs="Times New Roman"/>
-          <w:sz w:val="24"/>
-          <w:szCs w:val="24"/>
-          <w:lang w:val="ru-RU"/>
-        </w:rPr>
-        <w:t xml:space="preserve"> все воздействия являются положительными, ведь они следствие сотворения бога.</w:t>
+          <w:lang w:val="ru-RU"/>
+        </w:rPr>
+      </w:pPr>
+      <w:r>
+        <w:rPr>
+          <w:lang w:val="ru-RU"/>
+        </w:rPr>
+        <w:t>#29 Божественная Любовь (Агапэ) – это незаслуженная милость (</w:t>
+      </w:r>
+      <w:proofErr w:type="spellStart"/>
+      <w:r>
+        <w:rPr>
+          <w:lang w:val="ru-RU"/>
+        </w:rPr>
+        <w:t>gratia</w:t>
+      </w:r>
+      <w:proofErr w:type="spellEnd"/>
+      <w:r>
+        <w:rPr>
+          <w:lang w:val="ru-RU"/>
+        </w:rPr>
+        <w:t>), источник спасения: открытие внутри нас уникального и вечного, нашей Личности (</w:t>
+      </w:r>
+      <w:proofErr w:type="spellStart"/>
+      <w:r>
+        <w:rPr>
+          <w:lang w:val="ru-RU"/>
+        </w:rPr>
+        <w:t>Юпостасис</w:t>
+      </w:r>
+      <w:proofErr w:type="spellEnd"/>
+      <w:r>
+        <w:rPr>
+          <w:lang w:val="ru-RU"/>
+        </w:rPr>
+        <w:t>);</w:t>
       </w:r>
     </w:p>
     <w:p>
       <w:pPr>
         <w:rPr>
-          <w:rFonts w:ascii="Times New Roman" w:hAnsi="Times New Roman" w:cs="Times New Roman"/>
-          <w:sz w:val="24"/>
-          <w:szCs w:val="24"/>
-          <w:lang w:val="ru-RU"/>
-        </w:rPr>
-      </w:pPr>
-      <w:r>
-        <w:rPr>
-          <w:rFonts w:ascii="Times New Roman" w:hAnsi="Times New Roman" w:cs="Times New Roman"/>
-          <w:sz w:val="24"/>
-          <w:szCs w:val="24"/>
-          <w:lang w:val="ru-RU"/>
-        </w:rPr>
-        <w:t xml:space="preserve">Если предложение выше справедливо, тогда </w:t>
-      </w:r>
-      <w:r>
-        <w:rPr>
-          <w:rFonts w:ascii="Times New Roman" w:hAnsi="Times New Roman" w:cs="Times New Roman"/>
-          <w:sz w:val="24"/>
-          <w:szCs w:val="24"/>
-          <w:lang w:val="ru-RU"/>
-        </w:rPr>
-        <w:t>в</w:t>
-      </w:r>
-      <w:r>
-        <w:rPr>
-          <w:rFonts w:ascii="Times New Roman" w:hAnsi="Times New Roman" w:cs="Times New Roman"/>
-          <w:sz w:val="24"/>
-          <w:szCs w:val="24"/>
-          <w:lang w:val="ru-RU"/>
-        </w:rPr>
-        <w:t>опрос: как воздействия могут быть благотворными, если они также порождены из ничто?</w:t>
+          <w:lang w:val="ru-RU"/>
+        </w:rPr>
+      </w:pPr>
+      <w:r>
+        <w:rPr>
+          <w:lang w:val="ru-RU"/>
+        </w:rPr>
+        <w:t>#30 в монотеистической картине мира решения проблем (разрешение доктринальных споров) порождает новые проблемы (споры), пока круг ни замыкается, потому что становится актуальной исходная проблема;</w:t>
       </w:r>
     </w:p>
     <w:p>
       <w:pPr>
         <w:rPr>
-          <w:rFonts w:ascii="Times New Roman" w:hAnsi="Times New Roman" w:cs="Times New Roman"/>
-          <w:sz w:val="24"/>
-          <w:szCs w:val="24"/>
-          <w:lang w:val="ru-RU"/>
-        </w:rPr>
-      </w:pPr>
-      <w:r>
-        <w:rPr>
-          <w:rFonts w:ascii="Times New Roman" w:hAnsi="Times New Roman" w:cs="Times New Roman"/>
-          <w:sz w:val="24"/>
-          <w:szCs w:val="24"/>
-          <w:lang w:val="ru-RU"/>
-        </w:rPr>
-        <w:t xml:space="preserve">Августин: </w:t>
-      </w:r>
-      <w:r>
-        <w:rPr>
-          <w:rFonts w:ascii="Times New Roman" w:hAnsi="Times New Roman" w:cs="Times New Roman"/>
-          <w:sz w:val="24"/>
-          <w:szCs w:val="24"/>
-          <w:lang w:val="ru-RU"/>
-        </w:rPr>
-        <w:t xml:space="preserve">берем того </w:t>
-      </w:r>
-      <w:r>
-        <w:rPr>
-          <w:rFonts w:ascii="Times New Roman" w:hAnsi="Times New Roman" w:cs="Times New Roman"/>
-          <w:sz w:val="24"/>
-          <w:szCs w:val="24"/>
-          <w:lang w:val="ru-RU"/>
-        </w:rPr>
-        <w:t>же человек</w:t>
-      </w:r>
-      <w:r>
-        <w:rPr>
-          <w:rFonts w:ascii="Times New Roman" w:hAnsi="Times New Roman" w:cs="Times New Roman"/>
-          <w:sz w:val="24"/>
-          <w:szCs w:val="24"/>
-          <w:lang w:val="ru-RU"/>
-        </w:rPr>
-        <w:t>е</w:t>
-      </w:r>
-      <w:r>
-        <w:rPr>
-          <w:rFonts w:ascii="Times New Roman" w:hAnsi="Times New Roman" w:cs="Times New Roman"/>
-          <w:sz w:val="24"/>
-          <w:szCs w:val="24"/>
-          <w:lang w:val="ru-RU"/>
-        </w:rPr>
-        <w:t xml:space="preserve">, на которого оказывается воздействие, но вместо нейтрализатора в нем </w:t>
-      </w:r>
-      <w:r>
-        <w:rPr>
-          <w:rFonts w:ascii="Times New Roman" w:hAnsi="Times New Roman" w:cs="Times New Roman"/>
-          <w:sz w:val="24"/>
-          <w:szCs w:val="24"/>
-          <w:lang w:val="ru-RU"/>
-        </w:rPr>
-        <w:t>теперь</w:t>
-      </w:r>
-      <w:r>
-        <w:rPr>
-          <w:rFonts w:ascii="Times New Roman" w:hAnsi="Times New Roman" w:cs="Times New Roman"/>
-          <w:sz w:val="24"/>
-          <w:szCs w:val="24"/>
-          <w:lang w:val="ru-RU"/>
-        </w:rPr>
-        <w:t xml:space="preserve"> дефект, ущерб, умаление, отклонение, недостаток, возникший при сотворении; при этом воздействий этот человек избегает. А свобода воли на самом деле является её имитацией.</w:t>
+          <w:lang w:val="ru-RU"/>
+        </w:rPr>
+      </w:pPr>
+      <w:r>
+        <w:rPr>
+          <w:lang w:val="ru-RU"/>
+        </w:rPr>
+        <w:t>#31 Реформация: актуализация "</w:t>
+      </w:r>
+      <w:proofErr w:type="spellStart"/>
+      <w:r>
+        <w:rPr>
+          <w:lang w:val="ru-RU"/>
+        </w:rPr>
+        <w:t>августинианства</w:t>
+      </w:r>
+      <w:proofErr w:type="spellEnd"/>
+      <w:r>
+        <w:rPr>
+          <w:lang w:val="ru-RU"/>
+        </w:rPr>
+        <w:t xml:space="preserve">" – признание невозможности постичь замысел Бога и "спастись своими силами" (Лютер), а спасение через </w:t>
+      </w:r>
+      <w:proofErr w:type="spellStart"/>
+      <w:r>
+        <w:rPr>
+          <w:lang w:val="ru-RU"/>
+        </w:rPr>
+        <w:t>gratia</w:t>
+      </w:r>
+      <w:proofErr w:type="spellEnd"/>
+      <w:r>
+        <w:rPr>
+          <w:lang w:val="ru-RU"/>
+        </w:rPr>
+        <w:t xml:space="preserve"> (благодать / милость) – это лотерея (Кальвин).</w:t>
       </w:r>
     </w:p>
     <w:p>
       <w:pPr>
-        <w:pStyle w:val="Quote"/>
-        <w:rPr>
-          <w:lang w:val="ru-RU"/>
-        </w:rPr>
-      </w:pPr>
-      <w:r>
-        <w:rPr>
-          <w:lang w:val="ru-RU"/>
-        </w:rPr>
-        <w:t>Вопрос: имитацию свободы воли от Августина можно понимать как то, что нами на самом деле руководит зло, мы действуем его руками, при этом нам кажется, что выбор делаем мы в зависимости от воздействий?</w:t>
+        <w:pStyle w:val="Heading2"/>
+        <w:rPr>
+          <w:lang w:val="ru-RU"/>
+        </w:rPr>
+      </w:pPr>
+      <w:r>
+        <w:rPr>
+          <w:lang w:val="ru-RU"/>
+        </w:rPr>
+        <w:t>Возвращение к спору Августина и Пелагия</w:t>
       </w:r>
     </w:p>
     <w:p>
       <w:pPr>
-        <w:pStyle w:val="Quote"/>
-        <w:rPr>
-          <w:lang w:val="ru-RU"/>
-        </w:rPr>
-      </w:pPr>
-      <w:r>
-        <w:rPr>
-          <w:lang w:val="ru-RU"/>
-        </w:rPr>
-        <w:t xml:space="preserve">Ответ: точно не так, это больше похоже на воздействие на тебя беса или дьявола; лучше понимать зло в человеке как внезапное проявление в нем его </w:t>
-      </w:r>
-      <w:proofErr w:type="spellStart"/>
-      <w:r>
-        <w:t>defectio</w:t>
-      </w:r>
-      <w:proofErr w:type="spellEnd"/>
-      <w:r>
-        <w:rPr>
-          <w:lang w:val="ru-RU"/>
-        </w:rPr>
-        <w:t>; человек умаляется, уклоняется. Его силы мощнее человеческого тела; дело не в теле; дело в том, что греховность лежит гораздо глубже, она в «ничто», которое внутри нас. Она источник искушения.</w:t>
+        <w:rPr>
+          <w:rFonts w:ascii="Times New Roman" w:hAnsi="Times New Roman" w:cs="Times New Roman"/>
+          <w:sz w:val="24"/>
+          <w:szCs w:val="24"/>
+          <w:lang w:val="ru-RU"/>
+        </w:rPr>
+      </w:pPr>
+      <w:r>
+        <w:rPr>
+          <w:rFonts w:ascii="Times New Roman" w:hAnsi="Times New Roman" w:cs="Times New Roman"/>
+          <w:sz w:val="24"/>
+          <w:szCs w:val="24"/>
+          <w:lang w:val="ru-RU"/>
+        </w:rPr>
+        <w:t>Чтобы проще понять мысль Пелагия, нужно представить человека, на которого оказывается множество разных воздействий; внутри него есть устройство — нейтрализатор этих воздействий, сводящий свободный выбор к добру или злу к пропорции 50/50.</w:t>
       </w:r>
     </w:p>
     <w:p>
@@ -245,47 +186,34 @@
           <w:szCs w:val="24"/>
           <w:lang w:val="ru-RU"/>
         </w:rPr>
-        <w:t xml:space="preserve">Достоевский в </w:t>
-      </w:r>
-      <w:proofErr w:type="spellStart"/>
-      <w:r>
-        <w:rPr>
-          <w:rFonts w:ascii="Times New Roman" w:hAnsi="Times New Roman" w:cs="Times New Roman"/>
-          <w:sz w:val="24"/>
-          <w:szCs w:val="24"/>
-          <w:lang w:val="ru-RU"/>
-        </w:rPr>
-        <w:t>ПиН</w:t>
-      </w:r>
-      <w:proofErr w:type="spellEnd"/>
-      <w:r>
-        <w:rPr>
-          <w:rFonts w:ascii="Times New Roman" w:hAnsi="Times New Roman" w:cs="Times New Roman"/>
-          <w:sz w:val="24"/>
-          <w:szCs w:val="24"/>
-          <w:lang w:val="ru-RU"/>
-        </w:rPr>
-        <w:t xml:space="preserve"> рассказывает, что Раскольников принял своеволие за свободу воли, попытался создать проект, независимый ни от чего, но в конце он узнает, что </w:t>
-      </w:r>
-      <w:proofErr w:type="gramStart"/>
-      <w:r>
-        <w:rPr>
-          <w:rFonts w:ascii="Times New Roman" w:hAnsi="Times New Roman" w:cs="Times New Roman"/>
-          <w:sz w:val="24"/>
-          <w:szCs w:val="24"/>
-          <w:lang w:val="ru-RU"/>
-        </w:rPr>
-        <w:t>его воля это</w:t>
-      </w:r>
-      <w:proofErr w:type="gramEnd"/>
-      <w:r>
-        <w:rPr>
-          <w:rFonts w:ascii="Times New Roman" w:hAnsi="Times New Roman" w:cs="Times New Roman"/>
-          <w:sz w:val="24"/>
-          <w:szCs w:val="24"/>
-          <w:lang w:val="ru-RU"/>
-        </w:rPr>
-        <w:t xml:space="preserve"> на самом деле не воля, а лишь имитация.</w:t>
+        <w:t>Важно:</w:t>
+      </w:r>
+      <w:r>
+        <w:rPr>
+          <w:rFonts w:ascii="Times New Roman" w:hAnsi="Times New Roman" w:cs="Times New Roman"/>
+          <w:sz w:val="24"/>
+          <w:szCs w:val="24"/>
+          <w:lang w:val="ru-RU"/>
+        </w:rPr>
+        <w:t xml:space="preserve"> </w:t>
+      </w:r>
+      <w:r>
+        <w:rPr>
+          <w:rFonts w:ascii="Times New Roman" w:hAnsi="Times New Roman" w:cs="Times New Roman"/>
+          <w:sz w:val="24"/>
+          <w:szCs w:val="24"/>
+          <w:lang w:val="ru-RU"/>
+        </w:rPr>
+        <w:t>в монотеизме</w:t>
+      </w:r>
+      <w:r>
+        <w:rPr>
+          <w:rFonts w:ascii="Times New Roman" w:hAnsi="Times New Roman" w:cs="Times New Roman"/>
+          <w:sz w:val="24"/>
+          <w:szCs w:val="24"/>
+          <w:lang w:val="ru-RU"/>
+        </w:rPr>
+        <w:t xml:space="preserve"> все воздействия являются положительными, ведь они следствие сотворения бога.</w:t>
       </w:r>
     </w:p>
     <w:p>
@@ -300,6 +228,214 @@
       <w:r>
         <w:rPr>
           <w:rFonts w:ascii="Times New Roman" w:hAnsi="Times New Roman" w:cs="Times New Roman"/>
+          <w:sz w:val="24"/>
+          <w:szCs w:val="24"/>
+          <w:lang w:val="ru-RU"/>
+        </w:rPr>
+        <w:t xml:space="preserve">Если предложение выше справедливо, тогда </w:t>
+      </w:r>
+      <w:r>
+        <w:rPr>
+          <w:rFonts w:ascii="Times New Roman" w:hAnsi="Times New Roman" w:cs="Times New Roman"/>
+          <w:sz w:val="24"/>
+          <w:szCs w:val="24"/>
+          <w:lang w:val="ru-RU"/>
+        </w:rPr>
+        <w:t>в</w:t>
+      </w:r>
+      <w:r>
+        <w:rPr>
+          <w:rFonts w:ascii="Times New Roman" w:hAnsi="Times New Roman" w:cs="Times New Roman"/>
+          <w:sz w:val="24"/>
+          <w:szCs w:val="24"/>
+          <w:lang w:val="ru-RU"/>
+        </w:rPr>
+        <w:t>опрос: как воздействия могут быть благотворными, если они также порождены из ничто?</w:t>
+      </w:r>
+    </w:p>
+    <w:p>
+      <w:pPr>
+        <w:rPr>
+          <w:rFonts w:ascii="Times New Roman" w:hAnsi="Times New Roman" w:cs="Times New Roman"/>
+          <w:sz w:val="24"/>
+          <w:szCs w:val="24"/>
+          <w:lang w:val="ru-RU"/>
+        </w:rPr>
+      </w:pPr>
+      <w:r>
+        <w:rPr>
+          <w:rFonts w:ascii="Times New Roman" w:hAnsi="Times New Roman" w:cs="Times New Roman"/>
+          <w:sz w:val="24"/>
+          <w:szCs w:val="24"/>
+          <w:lang w:val="ru-RU"/>
+        </w:rPr>
+        <w:t xml:space="preserve">Августин: </w:t>
+      </w:r>
+      <w:r>
+        <w:rPr>
+          <w:rFonts w:ascii="Times New Roman" w:hAnsi="Times New Roman" w:cs="Times New Roman"/>
+          <w:sz w:val="24"/>
+          <w:szCs w:val="24"/>
+          <w:lang w:val="ru-RU"/>
+        </w:rPr>
+        <w:t xml:space="preserve">берем того </w:t>
+      </w:r>
+      <w:r>
+        <w:rPr>
+          <w:rFonts w:ascii="Times New Roman" w:hAnsi="Times New Roman" w:cs="Times New Roman"/>
+          <w:sz w:val="24"/>
+          <w:szCs w:val="24"/>
+          <w:lang w:val="ru-RU"/>
+        </w:rPr>
+        <w:t>же человек</w:t>
+      </w:r>
+      <w:r>
+        <w:rPr>
+          <w:rFonts w:ascii="Times New Roman" w:hAnsi="Times New Roman" w:cs="Times New Roman"/>
+          <w:sz w:val="24"/>
+          <w:szCs w:val="24"/>
+          <w:lang w:val="ru-RU"/>
+        </w:rPr>
+        <w:t>е</w:t>
+      </w:r>
+      <w:r>
+        <w:rPr>
+          <w:rFonts w:ascii="Times New Roman" w:hAnsi="Times New Roman" w:cs="Times New Roman"/>
+          <w:sz w:val="24"/>
+          <w:szCs w:val="24"/>
+          <w:lang w:val="ru-RU"/>
+        </w:rPr>
+        <w:t xml:space="preserve">, на которого оказывается воздействие, но вместо нейтрализатора в нем </w:t>
+      </w:r>
+      <w:r>
+        <w:rPr>
+          <w:rFonts w:ascii="Times New Roman" w:hAnsi="Times New Roman" w:cs="Times New Roman"/>
+          <w:sz w:val="24"/>
+          <w:szCs w:val="24"/>
+          <w:lang w:val="ru-RU"/>
+        </w:rPr>
+        <w:t>теперь</w:t>
+      </w:r>
+      <w:r>
+        <w:rPr>
+          <w:rFonts w:ascii="Times New Roman" w:hAnsi="Times New Roman" w:cs="Times New Roman"/>
+          <w:sz w:val="24"/>
+          <w:szCs w:val="24"/>
+          <w:lang w:val="ru-RU"/>
+        </w:rPr>
+        <w:t xml:space="preserve"> дефект, ущерб, умаление, отклонение, недостаток, возникший при сотворении; при этом воздействий этот человек избегает. А свобода воли на самом деле является её имитацией.</w:t>
+      </w:r>
+    </w:p>
+    <w:p>
+      <w:pPr>
+        <w:pStyle w:val="Quote"/>
+        <w:rPr>
+          <w:lang w:val="ru-RU"/>
+        </w:rPr>
+      </w:pPr>
+      <w:r>
+        <w:rPr>
+          <w:lang w:val="ru-RU"/>
+        </w:rPr>
+        <w:t>Вопрос: имитацию свободы воли от Августина можно понимать как то, что нами на самом деле руководит зло, мы действуем его руками, при этом нам кажется, что выбор делаем мы в зависимости от воздействий?</w:t>
+      </w:r>
+    </w:p>
+    <w:p>
+      <w:pPr>
+        <w:pStyle w:val="Quote"/>
+        <w:rPr>
+          <w:lang w:val="ru-RU"/>
+        </w:rPr>
+      </w:pPr>
+      <w:r>
+        <w:rPr>
+          <w:lang w:val="ru-RU"/>
+        </w:rPr>
+        <w:t xml:space="preserve">Ответ: точно не так, это больше похоже на воздействие на тебя беса или дьявола; лучше понимать зло в человеке как внезапное проявление в нем его </w:t>
+      </w:r>
+      <w:proofErr w:type="spellStart"/>
+      <w:r>
+        <w:t>defectio</w:t>
+      </w:r>
+      <w:proofErr w:type="spellEnd"/>
+      <w:r>
+        <w:rPr>
+          <w:lang w:val="ru-RU"/>
+        </w:rPr>
+        <w:t>; человек умаляется, уклоняется. Его силы мощнее человеческого тела; дело не в теле; дело в том, что греховность лежит гораздо глубже, она в «ничто», которое внутри нас. Она источник искушения.</w:t>
+      </w:r>
+    </w:p>
+    <w:p>
+      <w:pPr>
+        <w:rPr>
+          <w:rFonts w:ascii="Times New Roman" w:hAnsi="Times New Roman" w:cs="Times New Roman"/>
+          <w:sz w:val="24"/>
+          <w:szCs w:val="24"/>
+          <w:lang w:val="ru-RU"/>
+        </w:rPr>
+      </w:pPr>
+      <w:r>
+        <w:rPr>
+          <w:rFonts w:ascii="Times New Roman" w:hAnsi="Times New Roman" w:cs="Times New Roman"/>
+          <w:sz w:val="24"/>
+          <w:szCs w:val="24"/>
+          <w:lang w:val="ru-RU"/>
+        </w:rPr>
+        <w:t xml:space="preserve">Достоевский в </w:t>
+      </w:r>
+      <w:proofErr w:type="spellStart"/>
+      <w:r>
+        <w:rPr>
+          <w:rFonts w:ascii="Times New Roman" w:hAnsi="Times New Roman" w:cs="Times New Roman"/>
+          <w:sz w:val="24"/>
+          <w:szCs w:val="24"/>
+          <w:lang w:val="ru-RU"/>
+        </w:rPr>
+        <w:t>ПиН</w:t>
+      </w:r>
+      <w:proofErr w:type="spellEnd"/>
+      <w:r>
+        <w:rPr>
+          <w:rFonts w:ascii="Times New Roman" w:hAnsi="Times New Roman" w:cs="Times New Roman"/>
+          <w:sz w:val="24"/>
+          <w:szCs w:val="24"/>
+          <w:lang w:val="ru-RU"/>
+        </w:rPr>
+        <w:t xml:space="preserve"> рассказывает, что Раскольников принял своеволие за свободу воли, попытался создать проект, независимый ни от чего, но в конце он узнает, что </w:t>
+      </w:r>
+      <w:proofErr w:type="gramStart"/>
+      <w:r>
+        <w:rPr>
+          <w:rFonts w:ascii="Times New Roman" w:hAnsi="Times New Roman" w:cs="Times New Roman"/>
+          <w:sz w:val="24"/>
+          <w:szCs w:val="24"/>
+          <w:lang w:val="ru-RU"/>
+        </w:rPr>
+        <w:t>его воля это</w:t>
+      </w:r>
+      <w:proofErr w:type="gramEnd"/>
+      <w:r>
+        <w:rPr>
+          <w:rFonts w:ascii="Times New Roman" w:hAnsi="Times New Roman" w:cs="Times New Roman"/>
+          <w:sz w:val="24"/>
+          <w:szCs w:val="24"/>
+          <w:lang w:val="ru-RU"/>
+        </w:rPr>
+        <w:t xml:space="preserve"> на самом деле не воля, а лишь имитация.</w:t>
+      </w:r>
+    </w:p>
+    <w:p>
+      <w:pPr>
+        <w:rPr>
+          <w:rFonts w:ascii="Times New Roman" w:hAnsi="Times New Roman" w:cs="Times New Roman"/>
+          <w:sz w:val="24"/>
+          <w:szCs w:val="24"/>
+          <w:lang w:val="ru-RU"/>
+        </w:rPr>
+      </w:pPr>
+      <w:r>
+        <w:rPr>
+          <w:rFonts w:ascii="Times New Roman" w:hAnsi="Times New Roman" w:cs="Times New Roman"/>
           <w:i/>
           <w:iCs/>
           <w:sz w:val="24"/>
@@ -329,6 +465,7 @@
         <w:rPr>
           <w:lang w:val="ru-RU"/>
         </w:rPr>
+        <w:lastRenderedPageBreak/>
         <w:t>Почему Августин выиграл</w:t>
       </w:r>
     </w:p>
@@ -537,7 +674,6 @@
           <w:szCs w:val="24"/>
           <w:lang w:val="ru-RU"/>
         </w:rPr>
-        <w:lastRenderedPageBreak/>
         <w:t xml:space="preserve">Августин </w:t>
       </w:r>
       <w:r>
@@ -902,6 +1038,7 @@
           <w:rFonts w:ascii="Times New Roman" w:hAnsi="Times New Roman" w:cs="Times New Roman"/>
           <w:sz w:val="24"/>
           <w:szCs w:val="24"/>
+          <w:lang w:val="ru-RU"/>
         </w:rPr>
       </w:pPr>
       <w:r>
@@ -968,6 +1105,7 @@
           <w:rFonts w:ascii="Times New Roman" w:hAnsi="Times New Roman" w:cs="Times New Roman"/>
           <w:sz w:val="24"/>
           <w:szCs w:val="24"/>
+          <w:lang w:val="ru-RU"/>
         </w:rPr>
         <w:t>[</w:t>
       </w:r>
@@ -985,6 +1123,7 @@
           <w:rFonts w:ascii="Times New Roman" w:hAnsi="Times New Roman" w:cs="Times New Roman"/>
           <w:sz w:val="24"/>
           <w:szCs w:val="24"/>
+          <w:lang w:val="ru-RU"/>
         </w:rPr>
         <w:t>]</w:t>
       </w:r>
@@ -1048,25 +1187,14 @@
         </w:rPr>
         <w:t xml:space="preserve">можно </w:t>
       </w:r>
-      <w:proofErr w:type="spellStart"/>
-      <w:r>
-        <w:rPr>
-          <w:rFonts w:ascii="Times New Roman" w:hAnsi="Times New Roman" w:cs="Times New Roman"/>
-          <w:sz w:val="24"/>
-          <w:szCs w:val="24"/>
-          <w:lang w:val="ru-RU"/>
-        </w:rPr>
-        <w:t>через</w:t>
-      </w:r>
-      <w:proofErr w:type="spellEnd"/>
-      <w:r>
-        <w:rPr>
-          <w:rFonts w:ascii="Times New Roman" w:hAnsi="Times New Roman" w:cs="Times New Roman"/>
-          <w:sz w:val="24"/>
-          <w:szCs w:val="24"/>
-          <w:lang w:val="ru-RU"/>
-        </w:rPr>
-        <w:t xml:space="preserve"> современную аналогию: это романтическая любовь — существуют два человека, мужчина и женщина, которые по каким-то обстоятельствам разделены, например, социальной иерархией, и между ними возникает романтическая любовь. В обычной жизни идёт взаимодействие </w:t>
+      <w:r>
+        <w:rPr>
+          <w:rFonts w:ascii="Times New Roman" w:hAnsi="Times New Roman" w:cs="Times New Roman"/>
+          <w:sz w:val="24"/>
+          <w:szCs w:val="24"/>
+          <w:lang w:val="ru-RU"/>
+        </w:rPr>
+        <w:t xml:space="preserve">через современную аналогию: это романтическая любовь — существуют два человека, мужчина и женщина, которые по каким-то обстоятельствам разделены, например, социальной иерархией, и между ними возникает романтическая любовь. В обычной жизни идёт взаимодействие </w:t>
       </w:r>
       <w:proofErr w:type="spellStart"/>
       <w:r>
@@ -1225,6 +1353,7 @@
           <w:szCs w:val="24"/>
           <w:lang w:val="ru-RU"/>
         </w:rPr>
+        <w:lastRenderedPageBreak/>
         <w:t xml:space="preserve">Эта любовь никак не относится к </w:t>
       </w:r>
       <w:r>
@@ -1448,7 +1577,6 @@
           <w:szCs w:val="24"/>
           <w:lang w:val="ru-RU"/>
         </w:rPr>
-        <w:lastRenderedPageBreak/>
         <w:t>любовь</w:t>
       </w:r>
       <w:r>
@@ -2021,7 +2149,17 @@
           <w:szCs w:val="24"/>
           <w:lang w:val="ru-RU"/>
         </w:rPr>
-        <w:t xml:space="preserve">: Бог знает, кого он спасет, а кого — нет. Игра уже сыграна: можно делать всё что угодно, ничего на это решение не повлияет. Все, что остается сделать человеку при жизни, это понять, получена ли </w:t>
+        <w:t xml:space="preserve">: Бог знает, кого он спасет, а кого — нет. Игра уже сыграна: можно делать всё что угодно, ничего на это решение не повлияет. Все, что </w:t>
+      </w:r>
+      <w:r>
+        <w:rPr>
+          <w:rFonts w:ascii="Times New Roman" w:hAnsi="Times New Roman" w:cs="Times New Roman"/>
+          <w:sz w:val="24"/>
+          <w:szCs w:val="24"/>
+          <w:lang w:val="ru-RU"/>
+        </w:rPr>
+        <w:lastRenderedPageBreak/>
+        <w:t xml:space="preserve">остается сделать человеку при жизни, это понять, получена ли </w:t>
       </w:r>
       <w:proofErr w:type="spellStart"/>
       <w:r>

--- a/lesson-8.docx
+++ b/lesson-8.docx
@@ -12,7 +12,16 @@
         <w:rPr>
           <w:lang w:val="ru-RU"/>
         </w:rPr>
-        <w:t>#27 два ключевых пункта в споре Пелагия и Августина: (НЕ)существование Зла и (НЕ)возможность контроля над аффектами / страстями;</w:t>
+        <w:t>#27</w:t>
+      </w:r>
+      <w:r>
+        <w:t>.</w:t>
+      </w:r>
+      <w:r>
+        <w:rPr>
+          <w:lang w:val="ru-RU"/>
+        </w:rPr>
+        <w:t xml:space="preserve"> два ключевых пункта в споре Пелагия и Августина: (НЕ)существование Зла и (НЕ)возможность контроля над аффектами / страстями;</w:t>
       </w:r>
     </w:p>
     <w:p>
@@ -25,21 +34,16 @@
         <w:rPr>
           <w:lang w:val="ru-RU"/>
         </w:rPr>
-        <w:t>#28 настоящий источник искушения – не тело и его потребности, но имитация свободы воли / "своеволие" – отклонение (</w:t>
-      </w:r>
-      <w:proofErr w:type="spellStart"/>
-      <w:r>
-        <w:rPr>
-          <w:lang w:val="ru-RU"/>
-        </w:rPr>
-        <w:t>defectio</w:t>
-      </w:r>
-      <w:proofErr w:type="spellEnd"/>
-      <w:r>
-        <w:rPr>
-          <w:lang w:val="ru-RU"/>
-        </w:rPr>
-        <w:t>) от замысла Творения, от Бытия / Истины – к Ничто;</w:t>
+        <w:t>#28</w:t>
+      </w:r>
+      <w:r>
+        <w:t>.</w:t>
+      </w:r>
+      <w:r>
+        <w:rPr>
+          <w:lang w:val="ru-RU"/>
+        </w:rPr>
+        <w:t xml:space="preserve"> настоящий источник искушения – не тело и его потребности, но имитация свободы воли / "своеволие" – отклонение (defectio) от замысла Творения, от Бытия / Истины – к Ничто;</w:t>
       </w:r>
     </w:p>
     <w:p>
@@ -52,35 +56,16 @@
         <w:rPr>
           <w:lang w:val="ru-RU"/>
         </w:rPr>
-        <w:t>#29 Божественная Любовь (Агапэ) – это незаслуженная милость (</w:t>
-      </w:r>
-      <w:proofErr w:type="spellStart"/>
-      <w:r>
-        <w:rPr>
-          <w:lang w:val="ru-RU"/>
-        </w:rPr>
-        <w:t>gratia</w:t>
-      </w:r>
-      <w:proofErr w:type="spellEnd"/>
-      <w:r>
-        <w:rPr>
-          <w:lang w:val="ru-RU"/>
-        </w:rPr>
-        <w:t>), источник спасения: открытие внутри нас уникального и вечного, нашей Личности (</w:t>
-      </w:r>
-      <w:proofErr w:type="spellStart"/>
-      <w:r>
-        <w:rPr>
-          <w:lang w:val="ru-RU"/>
-        </w:rPr>
-        <w:t>Юпостасис</w:t>
-      </w:r>
-      <w:proofErr w:type="spellEnd"/>
-      <w:r>
-        <w:rPr>
-          <w:lang w:val="ru-RU"/>
-        </w:rPr>
-        <w:t>);</w:t>
+        <w:t>#29</w:t>
+      </w:r>
+      <w:r>
+        <w:t>.</w:t>
+      </w:r>
+      <w:r>
+        <w:rPr>
+          <w:lang w:val="ru-RU"/>
+        </w:rPr>
+        <w:t xml:space="preserve"> Божественная Любовь (Агапэ) – это незаслуженная милость (gratia), источник спасения: открытие внутри нас уникального и вечного, нашей Личности (Юпостасис);</w:t>
       </w:r>
     </w:p>
     <w:p>
@@ -93,7 +78,16 @@
         <w:rPr>
           <w:lang w:val="ru-RU"/>
         </w:rPr>
-        <w:t>#30 в монотеистической картине мира решения проблем (разрешение доктринальных споров) порождает новые проблемы (споры), пока круг ни замыкается, потому что становится актуальной исходная проблема;</w:t>
+        <w:t>#30</w:t>
+      </w:r>
+      <w:r>
+        <w:t>.</w:t>
+      </w:r>
+      <w:r>
+        <w:rPr>
+          <w:lang w:val="ru-RU"/>
+        </w:rPr>
+        <w:t xml:space="preserve"> в монотеистической картине мира решения проблем (разрешение доктринальных споров) порождает новые проблемы (споры), пока круг ни замыкается, потому что становится актуальной исходная проблема;</w:t>
       </w:r>
     </w:p>
     <w:p>
@@ -106,35 +100,16 @@
         <w:rPr>
           <w:lang w:val="ru-RU"/>
         </w:rPr>
-        <w:t>#31 Реформация: актуализация "</w:t>
-      </w:r>
-      <w:proofErr w:type="spellStart"/>
-      <w:r>
-        <w:rPr>
-          <w:lang w:val="ru-RU"/>
-        </w:rPr>
-        <w:t>августинианства</w:t>
-      </w:r>
-      <w:proofErr w:type="spellEnd"/>
-      <w:r>
-        <w:rPr>
-          <w:lang w:val="ru-RU"/>
-        </w:rPr>
-        <w:t xml:space="preserve">" – признание невозможности постичь замысел Бога и "спастись своими силами" (Лютер), а спасение через </w:t>
-      </w:r>
-      <w:proofErr w:type="spellStart"/>
-      <w:r>
-        <w:rPr>
-          <w:lang w:val="ru-RU"/>
-        </w:rPr>
-        <w:t>gratia</w:t>
-      </w:r>
-      <w:proofErr w:type="spellEnd"/>
-      <w:r>
-        <w:rPr>
-          <w:lang w:val="ru-RU"/>
-        </w:rPr>
-        <w:t xml:space="preserve"> (благодать / милость) – это лотерея (Кальвин).</w:t>
+        <w:t>#31</w:t>
+      </w:r>
+      <w:r>
+        <w:t>.</w:t>
+      </w:r>
+      <w:r>
+        <w:rPr>
+          <w:lang w:val="ru-RU"/>
+        </w:rPr>
+        <w:t xml:space="preserve"> Реформация: актуализация "августинианства" – признание невозможности постичь замысел Бога и "спастись своими силами" (Лютер), а спасение через gratia (благодать / милость) – это лотерея (Кальвин).</w:t>
       </w:r>
     </w:p>
     <w:p>
@@ -353,11 +328,9 @@
         </w:rPr>
         <w:t xml:space="preserve">Ответ: точно не так, это больше похоже на воздействие на тебя беса или дьявола; лучше понимать зло в человеке как внезапное проявление в нем его </w:t>
       </w:r>
-      <w:proofErr w:type="spellStart"/>
       <w:r>
         <w:t>defectio</w:t>
       </w:r>
-      <w:proofErr w:type="spellEnd"/>
       <w:r>
         <w:rPr>
           <w:lang w:val="ru-RU"/>
@@ -383,7 +356,6 @@
         </w:rPr>
         <w:t xml:space="preserve">Достоевский в </w:t>
       </w:r>
-      <w:proofErr w:type="spellStart"/>
       <w:r>
         <w:rPr>
           <w:rFonts w:ascii="Times New Roman" w:hAnsi="Times New Roman" w:cs="Times New Roman"/>
@@ -393,35 +365,14 @@
         </w:rPr>
         <w:t>ПиН</w:t>
       </w:r>
-      <w:proofErr w:type="spellEnd"/>
-      <w:r>
-        <w:rPr>
-          <w:rFonts w:ascii="Times New Roman" w:hAnsi="Times New Roman" w:cs="Times New Roman"/>
-          <w:sz w:val="24"/>
-          <w:szCs w:val="24"/>
-          <w:lang w:val="ru-RU"/>
-        </w:rPr>
-        <w:t xml:space="preserve"> рассказывает, что Раскольников принял своеволие за свободу воли, попытался создать проект, независимый ни от чего, но в конце он узнает, что </w:t>
-      </w:r>
-      <w:proofErr w:type="gramStart"/>
-      <w:r>
-        <w:rPr>
-          <w:rFonts w:ascii="Times New Roman" w:hAnsi="Times New Roman" w:cs="Times New Roman"/>
-          <w:sz w:val="24"/>
-          <w:szCs w:val="24"/>
-          <w:lang w:val="ru-RU"/>
-        </w:rPr>
-        <w:t>его воля это</w:t>
-      </w:r>
-      <w:proofErr w:type="gramEnd"/>
-      <w:r>
-        <w:rPr>
-          <w:rFonts w:ascii="Times New Roman" w:hAnsi="Times New Roman" w:cs="Times New Roman"/>
-          <w:sz w:val="24"/>
-          <w:szCs w:val="24"/>
-          <w:lang w:val="ru-RU"/>
-        </w:rPr>
-        <w:t xml:space="preserve"> на самом деле не воля, а лишь имитация.</w:t>
+      <w:r>
+        <w:rPr>
+          <w:rFonts w:ascii="Times New Roman" w:hAnsi="Times New Roman" w:cs="Times New Roman"/>
+          <w:sz w:val="24"/>
+          <w:szCs w:val="24"/>
+          <w:lang w:val="ru-RU"/>
+        </w:rPr>
+        <w:t xml:space="preserve"> рассказывает, что Раскольников принял своеволие за свободу воли, попытался создать проект, независимый ни от чего, но в конце он узнает, что его воля это на самом деле не воля, а лишь имитация.</w:t>
       </w:r>
     </w:p>
     <w:p>
@@ -523,7 +474,6 @@
         </w:rPr>
         <w:t xml:space="preserve"> понимала, что достижение </w:t>
       </w:r>
-      <w:proofErr w:type="spellStart"/>
       <w:r>
         <w:rPr>
           <w:rFonts w:ascii="Times New Roman" w:hAnsi="Times New Roman" w:cs="Times New Roman"/>
@@ -535,7 +485,6 @@
         </w:rPr>
         <w:t>эвдеймонии</w:t>
       </w:r>
-      <w:proofErr w:type="spellEnd"/>
       <w:r>
         <w:rPr>
           <w:rFonts w:ascii="Times New Roman" w:hAnsi="Times New Roman" w:cs="Times New Roman"/>
@@ -635,7 +584,6 @@
         </w:rPr>
         <w:t xml:space="preserve">: «я не могу контролировать себя. Это бессмысленно». На этом фоне Пелагий, версия которого (50/50) состояла как бы в очередной формуле получения </w:t>
       </w:r>
-      <w:proofErr w:type="spellStart"/>
       <w:r>
         <w:rPr>
           <w:rFonts w:ascii="Times New Roman" w:hAnsi="Times New Roman" w:cs="Times New Roman"/>
@@ -647,7 +595,6 @@
         </w:rPr>
         <w:t>эвдеймонии</w:t>
       </w:r>
-      <w:proofErr w:type="spellEnd"/>
       <w:r>
         <w:rPr>
           <w:rFonts w:ascii="Times New Roman" w:hAnsi="Times New Roman" w:cs="Times New Roman"/>
@@ -694,7 +641,6 @@
         </w:rPr>
         <w:t xml:space="preserve">объяснял, почему </w:t>
       </w:r>
-      <w:proofErr w:type="spellStart"/>
       <w:r>
         <w:rPr>
           <w:rFonts w:ascii="Times New Roman" w:hAnsi="Times New Roman" w:cs="Times New Roman"/>
@@ -706,7 +652,6 @@
         </w:rPr>
         <w:t>эвдеймония</w:t>
       </w:r>
-      <w:proofErr w:type="spellEnd"/>
       <w:r>
         <w:rPr>
           <w:rFonts w:ascii="Times New Roman" w:hAnsi="Times New Roman" w:cs="Times New Roman"/>
@@ -914,7 +859,6 @@
         </w:rPr>
         <w:t xml:space="preserve"> действительно имитация и правит всем она, но где-то внутри есть подлинный </w:t>
       </w:r>
-      <w:proofErr w:type="spellStart"/>
       <w:r>
         <w:rPr>
           <w:rFonts w:ascii="Times New Roman" w:hAnsi="Times New Roman" w:cs="Times New Roman"/>
@@ -927,7 +871,6 @@
         </w:rPr>
         <w:t>юпостасис</w:t>
       </w:r>
-      <w:proofErr w:type="spellEnd"/>
       <w:r>
         <w:rPr>
           <w:rFonts w:ascii="Times New Roman" w:hAnsi="Times New Roman" w:cs="Times New Roman"/>
@@ -958,7 +901,6 @@
         </w:rPr>
         <w:t xml:space="preserve"> </w:t>
       </w:r>
-      <w:proofErr w:type="spellStart"/>
       <w:r>
         <w:rPr>
           <w:rFonts w:ascii="Times New Roman" w:hAnsi="Times New Roman" w:cs="Times New Roman"/>
@@ -979,7 +921,6 @@
         </w:rPr>
         <w:t>racia</w:t>
       </w:r>
-      <w:proofErr w:type="spellEnd"/>
       <w:r>
         <w:rPr>
           <w:rFonts w:ascii="Times New Roman" w:hAnsi="Times New Roman" w:cs="Times New Roman"/>
@@ -1007,9 +948,36 @@
           <w:szCs w:val="24"/>
           <w:lang w:val="ru-RU"/>
         </w:rPr>
-        <w:t xml:space="preserve">умеренное </w:t>
-      </w:r>
-      <w:proofErr w:type="spellStart"/>
+        <w:t>умеренное Августинианство</w:t>
+      </w:r>
+      <w:r>
+        <w:rPr>
+          <w:rFonts w:ascii="Times New Roman" w:hAnsi="Times New Roman" w:cs="Times New Roman"/>
+          <w:sz w:val="24"/>
+          <w:szCs w:val="24"/>
+          <w:lang w:val="ru-RU"/>
+        </w:rPr>
+        <w:t>.</w:t>
+      </w:r>
+    </w:p>
+    <w:p>
+      <w:pPr>
+        <w:rPr>
+          <w:rFonts w:ascii="Times New Roman" w:hAnsi="Times New Roman" w:cs="Times New Roman"/>
+          <w:sz w:val="24"/>
+          <w:szCs w:val="24"/>
+          <w:lang w:val="ru-RU"/>
+        </w:rPr>
+      </w:pPr>
+      <w:r>
+        <w:rPr>
+          <w:rFonts w:ascii="Times New Roman" w:hAnsi="Times New Roman" w:cs="Times New Roman"/>
+          <w:sz w:val="24"/>
+          <w:szCs w:val="24"/>
+          <w:lang w:val="ru-RU"/>
+        </w:rPr>
+        <w:t xml:space="preserve">Но что может побудить бога в такой доктрине даровать человеку </w:t>
+      </w:r>
       <w:r>
         <w:rPr>
           <w:rFonts w:ascii="Times New Roman" w:hAnsi="Times New Roman" w:cs="Times New Roman"/>
@@ -1017,40 +985,132 @@
           <w:iCs/>
           <w:sz w:val="24"/>
           <w:szCs w:val="24"/>
-          <w:lang w:val="ru-RU"/>
-        </w:rPr>
-        <w:t>Августинианство</w:t>
-      </w:r>
-      <w:proofErr w:type="spellEnd"/>
-      <w:r>
-        <w:rPr>
-          <w:rFonts w:ascii="Times New Roman" w:hAnsi="Times New Roman" w:cs="Times New Roman"/>
-          <w:sz w:val="24"/>
-          <w:szCs w:val="24"/>
-          <w:lang w:val="ru-RU"/>
-        </w:rPr>
-        <w:t>.</w:t>
+        </w:rPr>
+        <w:t>gracia</w:t>
+      </w:r>
+      <w:r>
+        <w:rPr>
+          <w:rFonts w:ascii="Times New Roman" w:hAnsi="Times New Roman" w:cs="Times New Roman"/>
+          <w:sz w:val="24"/>
+          <w:szCs w:val="24"/>
+          <w:lang w:val="ru-RU"/>
+        </w:rPr>
+        <w:t xml:space="preserve">? Ответ: бескорыстная, жертвенная любовь </w:t>
+      </w:r>
+      <w:r>
+        <w:rPr>
+          <w:rFonts w:ascii="Times New Roman" w:hAnsi="Times New Roman" w:cs="Times New Roman"/>
+          <w:sz w:val="24"/>
+          <w:szCs w:val="24"/>
+          <w:lang w:val="ru-RU"/>
+        </w:rPr>
+        <w:t>ἀγάπη</w:t>
+      </w:r>
+      <w:r>
+        <w:rPr>
+          <w:rFonts w:ascii="Times New Roman" w:hAnsi="Times New Roman" w:cs="Times New Roman"/>
+          <w:sz w:val="24"/>
+          <w:szCs w:val="24"/>
+          <w:lang w:val="ru-RU"/>
+        </w:rPr>
+        <w:t xml:space="preserve"> </w:t>
+      </w:r>
+      <w:r>
+        <w:rPr>
+          <w:rFonts w:ascii="Times New Roman" w:hAnsi="Times New Roman" w:cs="Times New Roman"/>
+          <w:sz w:val="24"/>
+          <w:szCs w:val="24"/>
+          <w:lang w:val="ru-RU"/>
+        </w:rPr>
+        <w:t>[</w:t>
+      </w:r>
+      <w:r>
+        <w:rPr>
+          <w:rFonts w:ascii="Times New Roman" w:hAnsi="Times New Roman" w:cs="Times New Roman"/>
+          <w:sz w:val="24"/>
+          <w:szCs w:val="24"/>
+          <w:lang w:val="ru-RU"/>
+        </w:rPr>
+        <w:t>агапэ</w:t>
+      </w:r>
+      <w:r>
+        <w:rPr>
+          <w:rFonts w:ascii="Times New Roman" w:hAnsi="Times New Roman" w:cs="Times New Roman"/>
+          <w:sz w:val="24"/>
+          <w:szCs w:val="24"/>
+          <w:lang w:val="ru-RU"/>
+        </w:rPr>
+        <w:t>]</w:t>
+      </w:r>
+      <w:r>
+        <w:rPr>
+          <w:rFonts w:ascii="Times New Roman" w:hAnsi="Times New Roman" w:cs="Times New Roman"/>
+          <w:sz w:val="24"/>
+          <w:szCs w:val="24"/>
+          <w:lang w:val="ru-RU"/>
+        </w:rPr>
+        <w:t>. Отсюда ниточка тянется к Иисусу.</w:t>
       </w:r>
     </w:p>
     <w:p>
       <w:pPr>
-        <w:rPr>
-          <w:rFonts w:ascii="Times New Roman" w:hAnsi="Times New Roman" w:cs="Times New Roman"/>
-          <w:sz w:val="24"/>
-          <w:szCs w:val="24"/>
-          <w:lang w:val="ru-RU"/>
-        </w:rPr>
-      </w:pPr>
-      <w:r>
-        <w:rPr>
-          <w:rFonts w:ascii="Times New Roman" w:hAnsi="Times New Roman" w:cs="Times New Roman"/>
-          <w:sz w:val="24"/>
-          <w:szCs w:val="24"/>
-          <w:lang w:val="ru-RU"/>
-        </w:rPr>
-        <w:t xml:space="preserve">Но что может побудить бога в такой доктрине даровать человеку </w:t>
-      </w:r>
-      <w:proofErr w:type="spellStart"/>
+        <w:pStyle w:val="Heading2"/>
+        <w:rPr>
+          <w:lang w:val="ru-RU"/>
+        </w:rPr>
+      </w:pPr>
+      <w:r>
+        <w:rPr>
+          <w:lang w:val="ru-RU"/>
+        </w:rPr>
+        <w:t>Любовь бога</w:t>
+      </w:r>
+    </w:p>
+    <w:p>
+      <w:pPr>
+        <w:rPr>
+          <w:rFonts w:ascii="Times New Roman" w:hAnsi="Times New Roman" w:cs="Times New Roman"/>
+          <w:sz w:val="24"/>
+          <w:szCs w:val="24"/>
+          <w:lang w:val="ru-RU"/>
+        </w:rPr>
+      </w:pPr>
+      <w:r>
+        <w:rPr>
+          <w:rFonts w:ascii="Times New Roman" w:hAnsi="Times New Roman" w:cs="Times New Roman"/>
+          <w:sz w:val="24"/>
+          <w:szCs w:val="24"/>
+          <w:lang w:val="ru-RU"/>
+        </w:rPr>
+        <w:t>Попробовать</w:t>
+      </w:r>
+      <w:r>
+        <w:rPr>
+          <w:rFonts w:ascii="Times New Roman" w:hAnsi="Times New Roman" w:cs="Times New Roman"/>
+          <w:sz w:val="24"/>
+          <w:szCs w:val="24"/>
+          <w:lang w:val="ru-RU"/>
+        </w:rPr>
+        <w:t xml:space="preserve"> объяснить эту любовь </w:t>
+      </w:r>
+      <w:r>
+        <w:rPr>
+          <w:rFonts w:ascii="Times New Roman" w:hAnsi="Times New Roman" w:cs="Times New Roman"/>
+          <w:sz w:val="24"/>
+          <w:szCs w:val="24"/>
+          <w:lang w:val="ru-RU"/>
+        </w:rPr>
+        <w:t xml:space="preserve">можно </w:t>
+      </w:r>
+      <w:r>
+        <w:rPr>
+          <w:rFonts w:ascii="Times New Roman" w:hAnsi="Times New Roman" w:cs="Times New Roman"/>
+          <w:sz w:val="24"/>
+          <w:szCs w:val="24"/>
+          <w:lang w:val="ru-RU"/>
+        </w:rPr>
+        <w:t xml:space="preserve">через современную аналогию: это романтическая любовь — существуют два человека, мужчина и женщина, которые по каким-то обстоятельствам разделены, например, социальной иерархией, и между ними возникает романтическая любовь. В обычной жизни идёт взаимодействие </w:t>
+      </w:r>
       <w:r>
         <w:rPr>
           <w:rFonts w:ascii="Times New Roman" w:hAnsi="Times New Roman" w:cs="Times New Roman"/>
@@ -1058,145 +1118,19 @@
           <w:iCs/>
           <w:sz w:val="24"/>
           <w:szCs w:val="24"/>
-        </w:rPr>
-        <w:t>gracia</w:t>
-      </w:r>
-      <w:proofErr w:type="spellEnd"/>
-      <w:r>
-        <w:rPr>
-          <w:rFonts w:ascii="Times New Roman" w:hAnsi="Times New Roman" w:cs="Times New Roman"/>
-          <w:sz w:val="24"/>
-          <w:szCs w:val="24"/>
-          <w:lang w:val="ru-RU"/>
-        </w:rPr>
-        <w:t xml:space="preserve">? Ответ: бескорыстная, жертвенная любовь </w:t>
-      </w:r>
-      <w:proofErr w:type="spellStart"/>
-      <w:r>
-        <w:rPr>
-          <w:rFonts w:ascii="Times New Roman" w:hAnsi="Times New Roman" w:cs="Times New Roman"/>
-          <w:sz w:val="24"/>
-          <w:szCs w:val="24"/>
-          <w:lang w:val="ru-RU"/>
-        </w:rPr>
-        <w:t>ἀγά</w:t>
-      </w:r>
-      <w:proofErr w:type="spellEnd"/>
-      <w:r>
-        <w:rPr>
-          <w:rFonts w:ascii="Times New Roman" w:hAnsi="Times New Roman" w:cs="Times New Roman"/>
-          <w:sz w:val="24"/>
-          <w:szCs w:val="24"/>
-          <w:lang w:val="ru-RU"/>
-        </w:rPr>
-        <w:t>πη</w:t>
-      </w:r>
-      <w:r>
-        <w:rPr>
-          <w:rFonts w:ascii="Times New Roman" w:hAnsi="Times New Roman" w:cs="Times New Roman"/>
-          <w:sz w:val="24"/>
-          <w:szCs w:val="24"/>
-          <w:lang w:val="ru-RU"/>
-        </w:rPr>
-        <w:t xml:space="preserve"> </w:t>
-      </w:r>
-      <w:r>
-        <w:rPr>
-          <w:rFonts w:ascii="Times New Roman" w:hAnsi="Times New Roman" w:cs="Times New Roman"/>
-          <w:sz w:val="24"/>
-          <w:szCs w:val="24"/>
-          <w:lang w:val="ru-RU"/>
-        </w:rPr>
-        <w:t>[</w:t>
-      </w:r>
-      <w:r>
-        <w:rPr>
-          <w:rFonts w:ascii="Times New Roman" w:hAnsi="Times New Roman" w:cs="Times New Roman"/>
-          <w:sz w:val="24"/>
-          <w:szCs w:val="24"/>
-          <w:lang w:val="ru-RU"/>
-        </w:rPr>
-        <w:t>агапэ</w:t>
-      </w:r>
-      <w:r>
-        <w:rPr>
-          <w:rFonts w:ascii="Times New Roman" w:hAnsi="Times New Roman" w:cs="Times New Roman"/>
-          <w:sz w:val="24"/>
-          <w:szCs w:val="24"/>
-          <w:lang w:val="ru-RU"/>
-        </w:rPr>
-        <w:t>]</w:t>
-      </w:r>
-      <w:r>
-        <w:rPr>
-          <w:rFonts w:ascii="Times New Roman" w:hAnsi="Times New Roman" w:cs="Times New Roman"/>
-          <w:sz w:val="24"/>
-          <w:szCs w:val="24"/>
-          <w:lang w:val="ru-RU"/>
-        </w:rPr>
-        <w:t>. Отсюда ниточка тянется к Иисусу.</w:t>
-      </w:r>
-    </w:p>
-    <w:p>
-      <w:pPr>
-        <w:pStyle w:val="Heading2"/>
-        <w:rPr>
-          <w:lang w:val="ru-RU"/>
-        </w:rPr>
-      </w:pPr>
-      <w:r>
-        <w:rPr>
-          <w:lang w:val="ru-RU"/>
-        </w:rPr>
-        <w:t>Любовь бога</w:t>
-      </w:r>
-    </w:p>
-    <w:p>
-      <w:pPr>
-        <w:rPr>
-          <w:rFonts w:ascii="Times New Roman" w:hAnsi="Times New Roman" w:cs="Times New Roman"/>
-          <w:sz w:val="24"/>
-          <w:szCs w:val="24"/>
-          <w:lang w:val="ru-RU"/>
-        </w:rPr>
-      </w:pPr>
-      <w:r>
-        <w:rPr>
-          <w:rFonts w:ascii="Times New Roman" w:hAnsi="Times New Roman" w:cs="Times New Roman"/>
-          <w:sz w:val="24"/>
-          <w:szCs w:val="24"/>
-          <w:lang w:val="ru-RU"/>
-        </w:rPr>
-        <w:t>Попробовать</w:t>
-      </w:r>
-      <w:r>
-        <w:rPr>
-          <w:rFonts w:ascii="Times New Roman" w:hAnsi="Times New Roman" w:cs="Times New Roman"/>
-          <w:sz w:val="24"/>
-          <w:szCs w:val="24"/>
-          <w:lang w:val="ru-RU"/>
-        </w:rPr>
-        <w:t xml:space="preserve"> объяснить эту любовь </w:t>
-      </w:r>
-      <w:r>
-        <w:rPr>
-          <w:rFonts w:ascii="Times New Roman" w:hAnsi="Times New Roman" w:cs="Times New Roman"/>
-          <w:sz w:val="24"/>
-          <w:szCs w:val="24"/>
-          <w:lang w:val="ru-RU"/>
-        </w:rPr>
-        <w:t xml:space="preserve">можно </w:t>
-      </w:r>
-      <w:r>
-        <w:rPr>
-          <w:rFonts w:ascii="Times New Roman" w:hAnsi="Times New Roman" w:cs="Times New Roman"/>
-          <w:sz w:val="24"/>
-          <w:szCs w:val="24"/>
-          <w:lang w:val="ru-RU"/>
-        </w:rPr>
-        <w:t xml:space="preserve">через современную аналогию: это романтическая любовь — существуют два человека, мужчина и женщина, которые по каким-то обстоятельствам разделены, например, социальной иерархией, и между ними возникает романтическая любовь. В обычной жизни идёт взаимодействие </w:t>
-      </w:r>
-      <w:proofErr w:type="spellStart"/>
+          <w:lang w:val="ru-RU"/>
+        </w:rPr>
+        <w:t>усии</w:t>
+      </w:r>
+      <w:r>
+        <w:rPr>
+          <w:rFonts w:ascii="Times New Roman" w:hAnsi="Times New Roman" w:cs="Times New Roman"/>
+          <w:sz w:val="24"/>
+          <w:szCs w:val="24"/>
+          <w:lang w:val="ru-RU"/>
+        </w:rPr>
+        <w:t xml:space="preserve"> с </w:t>
+      </w:r>
       <w:r>
         <w:rPr>
           <w:rFonts w:ascii="Times New Roman" w:hAnsi="Times New Roman" w:cs="Times New Roman"/>
@@ -1206,19 +1140,17 @@
           <w:szCs w:val="24"/>
           <w:lang w:val="ru-RU"/>
         </w:rPr>
-        <w:t>усии</w:t>
-      </w:r>
-      <w:proofErr w:type="spellEnd"/>
-      <w:r>
-        <w:rPr>
-          <w:rFonts w:ascii="Times New Roman" w:hAnsi="Times New Roman" w:cs="Times New Roman"/>
-          <w:sz w:val="24"/>
-          <w:szCs w:val="24"/>
-          <w:lang w:val="ru-RU"/>
-        </w:rPr>
-        <w:t xml:space="preserve"> с </w:t>
-      </w:r>
-      <w:proofErr w:type="spellStart"/>
+        <w:t>усией</w:t>
+      </w:r>
+      <w:r>
+        <w:rPr>
+          <w:rFonts w:ascii="Times New Roman" w:hAnsi="Times New Roman" w:cs="Times New Roman"/>
+          <w:sz w:val="24"/>
+          <w:szCs w:val="24"/>
+          <w:lang w:val="ru-RU"/>
+        </w:rPr>
+        <w:t xml:space="preserve">, потому что люди играют определенные социальные роли, носят «маски». За этими же масками стоят уникальные </w:t>
+      </w:r>
       <w:r>
         <w:rPr>
           <w:rFonts w:ascii="Times New Roman" w:hAnsi="Times New Roman" w:cs="Times New Roman"/>
@@ -1228,31 +1160,8 @@
           <w:szCs w:val="24"/>
           <w:lang w:val="ru-RU"/>
         </w:rPr>
-        <w:t>усией</w:t>
-      </w:r>
-      <w:proofErr w:type="spellEnd"/>
-      <w:r>
-        <w:rPr>
-          <w:rFonts w:ascii="Times New Roman" w:hAnsi="Times New Roman" w:cs="Times New Roman"/>
-          <w:sz w:val="24"/>
-          <w:szCs w:val="24"/>
-          <w:lang w:val="ru-RU"/>
-        </w:rPr>
-        <w:t xml:space="preserve">, потому что люди играют определенные социальные роли, носят «маски». За этими же масками стоят уникальные </w:t>
-      </w:r>
-      <w:proofErr w:type="spellStart"/>
-      <w:r>
-        <w:rPr>
-          <w:rFonts w:ascii="Times New Roman" w:hAnsi="Times New Roman" w:cs="Times New Roman"/>
-          <w:i/>
-          <w:iCs/>
-          <w:sz w:val="24"/>
-          <w:szCs w:val="24"/>
-          <w:lang w:val="ru-RU"/>
-        </w:rPr>
         <w:t>юпостасисы</w:t>
       </w:r>
-      <w:proofErr w:type="spellEnd"/>
       <w:r>
         <w:rPr>
           <w:rFonts w:ascii="Times New Roman" w:hAnsi="Times New Roman" w:cs="Times New Roman"/>
@@ -1376,7 +1285,6 @@
         </w:rPr>
         <w:t xml:space="preserve">, плотской любви, связанной с </w:t>
       </w:r>
-      <w:proofErr w:type="spellStart"/>
       <w:r>
         <w:rPr>
           <w:rFonts w:ascii="Times New Roman" w:hAnsi="Times New Roman" w:cs="Times New Roman"/>
@@ -1388,7 +1296,6 @@
         </w:rPr>
         <w:t>усией</w:t>
       </w:r>
-      <w:proofErr w:type="spellEnd"/>
       <w:r>
         <w:rPr>
           <w:rFonts w:ascii="Times New Roman" w:hAnsi="Times New Roman" w:cs="Times New Roman"/>
@@ -1588,7 +1495,6 @@
         </w:rPr>
         <w:t xml:space="preserve">. Поэтому в слове </w:t>
       </w:r>
-      <w:proofErr w:type="spellStart"/>
       <w:r>
         <w:rPr>
           <w:rFonts w:ascii="Times New Roman" w:hAnsi="Times New Roman" w:cs="Times New Roman"/>
@@ -1599,7 +1505,6 @@
         </w:rPr>
         <w:t>gracia</w:t>
       </w:r>
-      <w:proofErr w:type="spellEnd"/>
       <w:r>
         <w:rPr>
           <w:rFonts w:ascii="Times New Roman" w:hAnsi="Times New Roman" w:cs="Times New Roman"/>
@@ -1949,7 +1854,6 @@
         </w:rPr>
         <w:t xml:space="preserve">в своей статье говорил, что следовать заповедям нужно для того, чтобы понять, что делать это невозможно. Нужно прийти к отчаянию, превратиться в пустой сосуд. Тогда появится шанс воспринять </w:t>
       </w:r>
-      <w:proofErr w:type="spellStart"/>
       <w:r>
         <w:rPr>
           <w:rFonts w:ascii="Times New Roman" w:hAnsi="Times New Roman" w:cs="Times New Roman"/>
@@ -1960,7 +1864,6 @@
         </w:rPr>
         <w:t>gracia</w:t>
       </w:r>
-      <w:proofErr w:type="spellEnd"/>
       <w:r>
         <w:rPr>
           <w:rFonts w:ascii="Times New Roman" w:hAnsi="Times New Roman" w:cs="Times New Roman"/>
@@ -2088,7 +1991,6 @@
         </w:rPr>
         <w:t xml:space="preserve">азывал </w:t>
       </w:r>
-      <w:proofErr w:type="spellStart"/>
       <w:r>
         <w:rPr>
           <w:rFonts w:ascii="Times New Roman" w:hAnsi="Times New Roman" w:cs="Times New Roman"/>
@@ -2099,7 +2001,6 @@
         </w:rPr>
         <w:t>gracia</w:t>
       </w:r>
-      <w:proofErr w:type="spellEnd"/>
       <w:r>
         <w:rPr>
           <w:rFonts w:ascii="Times New Roman" w:hAnsi="Times New Roman" w:cs="Times New Roman"/>
@@ -2109,7 +2010,6 @@
         </w:rPr>
         <w:t xml:space="preserve"> лотереей, так как нет никаких средств повлиять на его получение. Задает вопрос: кто будет инициатором </w:t>
       </w:r>
-      <w:proofErr w:type="spellStart"/>
       <w:r>
         <w:rPr>
           <w:rFonts w:ascii="Times New Roman" w:hAnsi="Times New Roman" w:cs="Times New Roman"/>
@@ -2120,7 +2020,6 @@
         </w:rPr>
         <w:t>gracia</w:t>
       </w:r>
-      <w:proofErr w:type="spellEnd"/>
       <w:r>
         <w:rPr>
           <w:rFonts w:ascii="Times New Roman" w:hAnsi="Times New Roman" w:cs="Times New Roman"/>
@@ -2161,7 +2060,6 @@
         <w:lastRenderedPageBreak/>
         <w:t xml:space="preserve">остается сделать человеку при жизни, это понять, получена ли </w:t>
       </w:r>
-      <w:proofErr w:type="spellStart"/>
       <w:r>
         <w:rPr>
           <w:rFonts w:ascii="Times New Roman" w:hAnsi="Times New Roman" w:cs="Times New Roman"/>
@@ -2172,7 +2070,6 @@
         </w:rPr>
         <w:t>gracia</w:t>
       </w:r>
-      <w:proofErr w:type="spellEnd"/>
       <w:r>
         <w:rPr>
           <w:rFonts w:ascii="Times New Roman" w:hAnsi="Times New Roman" w:cs="Times New Roman"/>
